--- a/documentation/user_guides/individual_programs/key_detector/Key_Detector_User_Guide.docx
+++ b/documentation/user_guides/individual_programs/key_detector/Key_Detector_User_Guide.docx
@@ -388,7 +388,7 @@
     </w:p>
     <w:p>
       <w:r>
-        <w:t>Processing shows four worker-slot statuses, a progress bar, processed/skipped/error counts, and per-file messages. Results reports total files, analyzed files, skipped files, errors, and elapsed time. The completion label distinguishes Analysis Complete from Key Tagging Complete.</w:t>
+        <w:t>Processing shows a worker-slot status per logical CPU (at most eight), a progress bar, processed/skipped/error counts, and per-file messages. Results reports total files, analyzed files, skipped files, errors, and elapsed time. The completion label distinguishes Analysis Complete from Key Tagging Complete.</w:t>
       </w:r>
     </w:p>
     <w:p>
